--- a/report/Извјештај-Дурић_Марко-РА106-2023.docx
+++ b/report/Извјештај-Дурић_Марко-РА106-2023.docx
@@ -855,7 +855,13 @@
         <w:rPr>
           <w:lang w:val="sr-Cyrl-RS"/>
         </w:rPr>
-        <w:t>и унапријед одријеђена</w:t>
+        <w:t>и унапријед одр</w:t>
+      </w:r>
+      <w:r>
+        <w:rPr>
+          <w:lang w:val="sr-Cyrl-RS"/>
+        </w:rPr>
+        <w:t>еђена</w:t>
       </w:r>
       <w:r>
         <w:t xml:space="preserve"> </w:t>
@@ -3443,13 +3449,15 @@
         <w:t xml:space="preserve">оквиру </w:t>
       </w:r>
       <w:r>
-        <w:t xml:space="preserve"> 01</w:t>
-      </w:r>
+        <w:t xml:space="preserve"> </w:t>
+      </w:r>
+      <w:proofErr w:type="spellStart"/>
+      <w:r>
+        <w:t>EDA.ipynb</w:t>
+      </w:r>
+      <w:proofErr w:type="spellEnd"/>
       <w:proofErr w:type="gramEnd"/>
       <w:r>
-        <w:t>_EDA.ipynb</w:t>
-      </w:r>
-      <w:r>
         <w:rPr>
           <w:lang w:val="sr-Cyrl-RS"/>
         </w:rPr>
@@ -3592,9 +3600,6 @@
     <w:p>
       <w:pPr>
         <w:spacing w:before="100" w:after="100"/>
-        <w:rPr>
-          <w:lang w:val="sr-Cyrl-RS"/>
-        </w:rPr>
       </w:pPr>
       <w:proofErr w:type="spellStart"/>
       <w:proofErr w:type="gramStart"/>
@@ -3891,6 +3896,14 @@
       <w:r>
         <w:t>).</w:t>
       </w:r>
+    </w:p>
+    <w:p>
+      <w:pPr>
+        <w:spacing w:before="100" w:after="100"/>
+        <w:rPr>
+          <w:lang w:val="sr-Cyrl-RS"/>
+        </w:rPr>
+      </w:pPr>
     </w:p>
     <w:p>
       <w:pPr>
@@ -5183,82 +5196,142 @@
       <w:pPr>
         <w:spacing w:before="100" w:after="100"/>
       </w:pPr>
+      <w:r>
+        <w:rPr>
+          <w:lang w:val="sr-Cyrl-RS"/>
+        </w:rPr>
+        <w:t>Аутлајери</w:t>
+      </w:r>
+      <w:r>
+        <w:t xml:space="preserve"> </w:t>
+      </w:r>
+      <w:proofErr w:type="spellStart"/>
+      <w:r>
+        <w:t>су</w:t>
+      </w:r>
+      <w:proofErr w:type="spellEnd"/>
+      <w:r>
+        <w:t xml:space="preserve"> </w:t>
+      </w:r>
+      <w:proofErr w:type="spellStart"/>
+      <w:r>
+        <w:t>детектовани</w:t>
+      </w:r>
+      <w:proofErr w:type="spellEnd"/>
+      <w:r>
+        <w:t xml:space="preserve"> </w:t>
+      </w:r>
+      <w:proofErr w:type="spellStart"/>
+      <w:r>
+        <w:t>коришћењем</w:t>
+      </w:r>
+      <w:proofErr w:type="spellEnd"/>
+      <w:r>
+        <w:t xml:space="preserve"> IQR </w:t>
+      </w:r>
+      <w:proofErr w:type="spellStart"/>
+      <w:r>
+        <w:t>методе</w:t>
+      </w:r>
+      <w:proofErr w:type="spellEnd"/>
+      <w:r>
+        <w:t xml:space="preserve"> </w:t>
+      </w:r>
+      <w:proofErr w:type="spellStart"/>
+      <w:r>
+        <w:t>за</w:t>
+      </w:r>
+      <w:proofErr w:type="spellEnd"/>
+      <w:r>
+        <w:t xml:space="preserve"> </w:t>
+      </w:r>
+      <w:proofErr w:type="spellStart"/>
+      <w:r>
+        <w:t>сваки</w:t>
+      </w:r>
+      <w:proofErr w:type="spellEnd"/>
+      <w:r>
+        <w:t xml:space="preserve"> </w:t>
+      </w:r>
+      <w:proofErr w:type="spellStart"/>
+      <w:r>
+        <w:t>жанр</w:t>
+      </w:r>
+      <w:proofErr w:type="spellEnd"/>
+      <w:r>
+        <w:t xml:space="preserve"> и </w:t>
+      </w:r>
+      <w:proofErr w:type="spellStart"/>
+      <w:r>
+        <w:t>атрибут</w:t>
+      </w:r>
+      <w:proofErr w:type="spellEnd"/>
+      <w:r>
+        <w:t xml:space="preserve"> </w:t>
+      </w:r>
+      <w:proofErr w:type="spellStart"/>
+      <w:r>
+        <w:t>посебно</w:t>
+      </w:r>
+      <w:proofErr w:type="spellEnd"/>
+      <w:r>
+        <w:t xml:space="preserve">. </w:t>
+      </w:r>
       <w:proofErr w:type="spellStart"/>
       <w:proofErr w:type="gramStart"/>
       <w:r>
-        <w:t>Оутлиери</w:t>
-      </w:r>
-      <w:proofErr w:type="spellEnd"/>
-      <w:r>
-        <w:t xml:space="preserve"> </w:t>
-      </w:r>
-      <w:proofErr w:type="spellStart"/>
-      <w:r>
-        <w:t>су</w:t>
-      </w:r>
-      <w:proofErr w:type="spellEnd"/>
-      <w:r>
-        <w:t xml:space="preserve"> </w:t>
-      </w:r>
-      <w:proofErr w:type="spellStart"/>
-      <w:r>
-        <w:t>детектовани</w:t>
-      </w:r>
-      <w:proofErr w:type="spellEnd"/>
-      <w:r>
-        <w:t xml:space="preserve"> </w:t>
-      </w:r>
-      <w:proofErr w:type="spellStart"/>
-      <w:r>
-        <w:t>коришћењем</w:t>
-      </w:r>
-      <w:proofErr w:type="spellEnd"/>
-      <w:r>
-        <w:t xml:space="preserve"> IQR </w:t>
-      </w:r>
-      <w:proofErr w:type="spellStart"/>
-      <w:r>
-        <w:t>методе</w:t>
-      </w:r>
-      <w:proofErr w:type="spellEnd"/>
-      <w:r>
-        <w:t xml:space="preserve"> </w:t>
-      </w:r>
-      <w:proofErr w:type="spellStart"/>
-      <w:r>
-        <w:t>за</w:t>
-      </w:r>
-      <w:proofErr w:type="spellEnd"/>
-      <w:r>
-        <w:t xml:space="preserve"> </w:t>
-      </w:r>
-      <w:proofErr w:type="spellStart"/>
-      <w:r>
-        <w:t>сваки</w:t>
-      </w:r>
-      <w:proofErr w:type="spellEnd"/>
-      <w:r>
-        <w:t xml:space="preserve"> </w:t>
-      </w:r>
-      <w:proofErr w:type="spellStart"/>
-      <w:r>
-        <w:t>жанр</w:t>
-      </w:r>
-      <w:proofErr w:type="spellEnd"/>
-      <w:r>
-        <w:t xml:space="preserve"> и </w:t>
-      </w:r>
-      <w:proofErr w:type="spellStart"/>
-      <w:r>
-        <w:t>атрибут</w:t>
-      </w:r>
-      <w:proofErr w:type="spellEnd"/>
-      <w:r>
-        <w:t xml:space="preserve"> </w:t>
-      </w:r>
-      <w:proofErr w:type="spellStart"/>
-      <w:r>
-        <w:t>посебно</w:t>
+        <w:t>Процентуални</w:t>
+      </w:r>
+      <w:proofErr w:type="spellEnd"/>
+      <w:r>
+        <w:t xml:space="preserve"> </w:t>
+      </w:r>
+      <w:proofErr w:type="spellStart"/>
+      <w:r>
+        <w:t>удио</w:t>
+      </w:r>
+      <w:proofErr w:type="spellEnd"/>
+      <w:r>
+        <w:t xml:space="preserve"> </w:t>
+      </w:r>
+      <w:proofErr w:type="spellStart"/>
+      <w:r>
+        <w:t>оутлиера</w:t>
+      </w:r>
+      <w:proofErr w:type="spellEnd"/>
+      <w:r>
+        <w:t xml:space="preserve"> </w:t>
+      </w:r>
+      <w:proofErr w:type="spellStart"/>
+      <w:r>
+        <w:t>приказан</w:t>
+      </w:r>
+      <w:proofErr w:type="spellEnd"/>
+      <w:r>
+        <w:t xml:space="preserve"> </w:t>
+      </w:r>
+      <w:proofErr w:type="spellStart"/>
+      <w:r>
+        <w:t>је</w:t>
+      </w:r>
+      <w:proofErr w:type="spellEnd"/>
+      <w:r>
+        <w:t xml:space="preserve"> у </w:t>
+      </w:r>
+      <w:proofErr w:type="spellStart"/>
+      <w:r>
+        <w:t>ви</w:t>
+      </w:r>
+      <w:r>
+        <w:t>ду</w:t>
+      </w:r>
+      <w:proofErr w:type="spellEnd"/>
+      <w:r>
+        <w:t xml:space="preserve"> </w:t>
+      </w:r>
+      <w:proofErr w:type="spellStart"/>
+      <w:r>
+        <w:t>heatmape</w:t>
       </w:r>
       <w:proofErr w:type="spellEnd"/>
       <w:r>
@@ -5271,80 +5344,17 @@
       <w:proofErr w:type="spellStart"/>
       <w:proofErr w:type="gramStart"/>
       <w:r>
-        <w:t>Процентуални</w:t>
-      </w:r>
-      <w:proofErr w:type="spellEnd"/>
-      <w:r>
-        <w:t xml:space="preserve"> </w:t>
-      </w:r>
-      <w:proofErr w:type="spellStart"/>
-      <w:r>
-        <w:t>удио</w:t>
-      </w:r>
-      <w:proofErr w:type="spellEnd"/>
-      <w:r>
-        <w:t xml:space="preserve"> </w:t>
-      </w:r>
-      <w:proofErr w:type="spellStart"/>
-      <w:r>
-        <w:t>оутлиера</w:t>
-      </w:r>
-      <w:proofErr w:type="spellEnd"/>
-      <w:r>
-        <w:t xml:space="preserve"> </w:t>
-      </w:r>
-      <w:proofErr w:type="spellStart"/>
-      <w:r>
-        <w:t>приказан</w:t>
-      </w:r>
-      <w:proofErr w:type="spellEnd"/>
-      <w:r>
-        <w:t xml:space="preserve"> </w:t>
-      </w:r>
-      <w:proofErr w:type="spellStart"/>
-      <w:r>
-        <w:t>је</w:t>
-      </w:r>
-      <w:proofErr w:type="spellEnd"/>
-      <w:r>
-        <w:t xml:space="preserve"> у </w:t>
-      </w:r>
-      <w:proofErr w:type="spellStart"/>
-      <w:r>
-        <w:t>виду</w:t>
-      </w:r>
-      <w:proofErr w:type="spellEnd"/>
-      <w:r>
-        <w:t xml:space="preserve"> </w:t>
-      </w:r>
-      <w:proofErr w:type="spellStart"/>
-      <w:r>
-        <w:t>heatmape</w:t>
-      </w:r>
-      <w:proofErr w:type="spellEnd"/>
-      <w:r>
-        <w:t>.</w:t>
-      </w:r>
-      <w:proofErr w:type="gramEnd"/>
-      <w:r>
-        <w:t xml:space="preserve"> </w:t>
-      </w:r>
-      <w:proofErr w:type="spellStart"/>
-      <w:proofErr w:type="gramStart"/>
-      <w:r>
         <w:t>Присуство</w:t>
       </w:r>
       <w:proofErr w:type="spellEnd"/>
       <w:r>
         <w:t xml:space="preserve"> </w:t>
       </w:r>
-      <w:proofErr w:type="spellStart"/>
-      <w:r>
-        <w:t>оутлиера</w:t>
-      </w:r>
-      <w:proofErr w:type="spellEnd"/>
-      <w:r>
-        <w:t xml:space="preserve"> </w:t>
+      <w:r>
+        <w:rPr>
+          <w:lang w:val="sr-Cyrl-RS"/>
+        </w:rPr>
+        <w:t xml:space="preserve">аутлајера </w:t>
       </w:r>
       <w:proofErr w:type="spellStart"/>
       <w:r>
@@ -5951,6 +5961,9 @@
     <w:p>
       <w:pPr>
         <w:spacing w:before="100" w:after="100"/>
+        <w:rPr>
+          <w:lang w:val="sr-Cyrl-RS"/>
+        </w:rPr>
       </w:pPr>
       <w:proofErr w:type="gramStart"/>
       <w:r>
@@ -6208,6 +6221,14 @@
       <w:r>
         <w:t>.</w:t>
       </w:r>
+    </w:p>
+    <w:p>
+      <w:pPr>
+        <w:spacing w:before="100" w:after="100"/>
+        <w:rPr>
+          <w:lang w:val="sr-Cyrl-RS"/>
+        </w:rPr>
+      </w:pPr>
     </w:p>
     <w:p>
       <w:pPr>
@@ -6256,14 +6277,10 @@
     </w:p>
     <w:p>
       <w:pPr>
-        <w:spacing w:before="100" w:after="100"/>
-      </w:pPr>
-    </w:p>
-    <w:p>
-      <w:pPr>
         <w:pStyle w:val="Heading2"/>
         <w:rPr>
           <w:color w:val="244061" w:themeColor="accent1" w:themeShade="80"/>
+          <w:lang w:val="sr-Cyrl-RS"/>
         </w:rPr>
       </w:pPr>
     </w:p>
@@ -6321,6 +6338,9 @@
     <w:p>
       <w:pPr>
         <w:spacing w:before="100" w:after="100"/>
+        <w:rPr>
+          <w:lang w:val="sr-Cyrl-RS"/>
+        </w:rPr>
       </w:pPr>
       <w:r>
         <w:t>ANOVA F-</w:t>
@@ -6477,6 +6497,14 @@
       <w:r>
         <w:t>:</w:t>
       </w:r>
+    </w:p>
+    <w:p>
+      <w:pPr>
+        <w:spacing w:before="100" w:after="100"/>
+        <w:rPr>
+          <w:lang w:val="sr-Cyrl-RS"/>
+        </w:rPr>
+      </w:pPr>
     </w:p>
     <w:p>
       <w:pPr>
@@ -7753,7 +7781,6 @@
         <w:rPr>
           <w:color w:val="244061" w:themeColor="accent1" w:themeShade="80"/>
         </w:rPr>
-        <w:lastRenderedPageBreak/>
         <w:t xml:space="preserve">2.8 Radar chart – </w:t>
       </w:r>
       <w:proofErr w:type="spellStart"/>
@@ -8061,8 +8088,16 @@
         <w:t>одрађена у оквиру</w:t>
       </w:r>
       <w:r>
-        <w:t xml:space="preserve"> 02_feature_engineering.ipynb</w:t>
-      </w:r>
+        <w:t xml:space="preserve"> </w:t>
+      </w:r>
+      <w:proofErr w:type="spellStart"/>
+      <w:r>
+        <w:t>Feature_E</w:t>
+      </w:r>
+      <w:r>
+        <w:t>ngineering.ipynb</w:t>
+      </w:r>
+      <w:proofErr w:type="spellEnd"/>
       <w:r>
         <w:rPr>
           <w:lang w:val="sr-Cyrl-RS"/>
@@ -10777,11 +10812,6 @@
     </w:p>
     <w:p>
       <w:pPr>
-        <w:jc w:val="center"/>
-      </w:pPr>
-    </w:p>
-    <w:p>
-      <w:pPr>
         <w:spacing w:before="200" w:after="100"/>
         <w:rPr>
           <w:color w:val="244061" w:themeColor="accent1" w:themeShade="80"/>
@@ -11008,6 +11038,11 @@
       <w:r>
         <w:t>(36/43) и thrash metal (38/47).</w:t>
       </w:r>
+    </w:p>
+    <w:p>
+      <w:pPr>
+        <w:spacing w:before="100" w:after="100"/>
+      </w:pPr>
     </w:p>
     <w:p>
       <w:pPr>
@@ -11321,6 +11356,11 @@
     </w:p>
     <w:p>
       <w:pPr>
+        <w:spacing w:before="100" w:after="100"/>
+      </w:pPr>
+    </w:p>
+    <w:p>
+      <w:pPr>
         <w:jc w:val="center"/>
       </w:pPr>
       <w:r>
@@ -11676,8 +11716,8 @@
         </w:rPr>
         <w:drawing>
           <wp:inline distT="0" distB="0" distL="0" distR="0" wp14:anchorId="39D0D0FF" wp14:editId="1AEEA01B">
-            <wp:extent cx="5661660" cy="2716867"/>
-            <wp:effectExtent l="0" t="0" r="0" b="7620"/>
+            <wp:extent cx="5661660" cy="2598420"/>
+            <wp:effectExtent l="0" t="0" r="0" b="0"/>
             <wp:docPr id="4" name="Picture 4"/>
             <wp:cNvGraphicFramePr>
               <a:graphicFrameLocks xmlns:a="http://schemas.openxmlformats.org/drawingml/2006/main" noChangeAspect="1"/>
@@ -11698,7 +11738,7 @@
                   <pic:spPr>
                     <a:xfrm>
                       <a:off x="0" y="0"/>
-                      <a:ext cx="5661798" cy="2716933"/>
+                      <a:ext cx="5661798" cy="2598483"/>
                     </a:xfrm>
                     <a:prstGeom prst="rect">
                       <a:avLst/>
@@ -13246,20 +13286,148 @@
         <w:rPr>
           <w:color w:val="244061"/>
         </w:rPr>
+        <w:lastRenderedPageBreak/>
         <w:t>4.5 Hyperparameter tuning</w:t>
       </w:r>
     </w:p>
     <w:p>
-      <w:pPr/>
-      <w:r>
-        <w:t>Како би се испитало да ли се перформансе модела могу додатно побољшати, проведен је hyperparameter tuning за два најуспјешнија модела – Random Forest и XGBoost – коришћењем RandomizedSearchCV методе (50 насумичних комбинација параметара, cv=5, scoring=f1_weighted).</w:t>
-      </w:r>
-    </w:p>
-    <w:p>
-      <w:pPr/>
-    </w:p>
-    <w:p>
-      <w:pPr/>
+      <w:proofErr w:type="spellStart"/>
+      <w:r>
+        <w:t>Како</w:t>
+      </w:r>
+      <w:proofErr w:type="spellEnd"/>
+      <w:r>
+        <w:t xml:space="preserve"> </w:t>
+      </w:r>
+      <w:proofErr w:type="spellStart"/>
+      <w:r>
+        <w:t>би</w:t>
+      </w:r>
+      <w:proofErr w:type="spellEnd"/>
+      <w:r>
+        <w:t xml:space="preserve"> </w:t>
+      </w:r>
+      <w:proofErr w:type="spellStart"/>
+      <w:r>
+        <w:t>се</w:t>
+      </w:r>
+      <w:proofErr w:type="spellEnd"/>
+      <w:r>
+        <w:t xml:space="preserve"> </w:t>
+      </w:r>
+      <w:proofErr w:type="spellStart"/>
+      <w:r>
+        <w:t>испитало</w:t>
+      </w:r>
+      <w:proofErr w:type="spellEnd"/>
+      <w:r>
+        <w:t xml:space="preserve"> </w:t>
+      </w:r>
+      <w:proofErr w:type="spellStart"/>
+      <w:r>
+        <w:t>да</w:t>
+      </w:r>
+      <w:proofErr w:type="spellEnd"/>
+      <w:r>
+        <w:t xml:space="preserve"> </w:t>
+      </w:r>
+      <w:proofErr w:type="spellStart"/>
+      <w:r>
+        <w:t>ли</w:t>
+      </w:r>
+      <w:proofErr w:type="spellEnd"/>
+      <w:r>
+        <w:t xml:space="preserve"> </w:t>
+      </w:r>
+      <w:proofErr w:type="spellStart"/>
+      <w:r>
+        <w:t>се</w:t>
+      </w:r>
+      <w:proofErr w:type="spellEnd"/>
+      <w:r>
+        <w:t xml:space="preserve"> </w:t>
+      </w:r>
+      <w:proofErr w:type="spellStart"/>
+      <w:r>
+        <w:t>перформансе</w:t>
+      </w:r>
+      <w:proofErr w:type="spellEnd"/>
+      <w:r>
+        <w:t xml:space="preserve"> </w:t>
+      </w:r>
+      <w:proofErr w:type="spellStart"/>
+      <w:r>
+        <w:t>модела</w:t>
+      </w:r>
+      <w:proofErr w:type="spellEnd"/>
+      <w:r>
+        <w:t xml:space="preserve"> </w:t>
+      </w:r>
+      <w:proofErr w:type="spellStart"/>
+      <w:r>
+        <w:t>могу</w:t>
+      </w:r>
+      <w:proofErr w:type="spellEnd"/>
+      <w:r>
+        <w:t xml:space="preserve"> </w:t>
+      </w:r>
+      <w:proofErr w:type="spellStart"/>
+      <w:r>
+        <w:t>додатно</w:t>
+      </w:r>
+      <w:proofErr w:type="spellEnd"/>
+      <w:r>
+        <w:t xml:space="preserve"> </w:t>
+      </w:r>
+      <w:proofErr w:type="spellStart"/>
+      <w:r>
+        <w:t>побољшати</w:t>
+      </w:r>
+      <w:proofErr w:type="spellEnd"/>
+      <w:r>
+        <w:t xml:space="preserve">, </w:t>
+      </w:r>
+      <w:r>
+        <w:rPr>
+          <w:lang w:val="sr-Cyrl-RS"/>
+        </w:rPr>
+        <w:t>с</w:t>
+      </w:r>
+      <w:proofErr w:type="spellStart"/>
+      <w:r>
+        <w:t>проведен</w:t>
+      </w:r>
+      <w:proofErr w:type="spellEnd"/>
+      <w:r>
+        <w:t xml:space="preserve"> </w:t>
+      </w:r>
+      <w:proofErr w:type="spellStart"/>
+      <w:r>
+        <w:t>је</w:t>
+      </w:r>
+      <w:proofErr w:type="spellEnd"/>
+      <w:r>
+        <w:t xml:space="preserve"> </w:t>
+      </w:r>
+      <w:proofErr w:type="spellStart"/>
+      <w:r>
+        <w:t>hyperparameter</w:t>
+      </w:r>
+      <w:proofErr w:type="spellEnd"/>
+      <w:r>
+        <w:t xml:space="preserve"> tuning за два најуспјешнија модела – Random Forest и XGBoost – коришћењем RandomizedSearchCV методе (50 насумичних комбинација параметара, </w:t>
+      </w:r>
+      <w:proofErr w:type="gramStart"/>
+      <w:r>
+        <w:t>cv=</w:t>
+      </w:r>
+      <w:proofErr w:type="gramEnd"/>
+      <w:r>
+        <w:t>5, scoring=f1_weighted).</w:t>
+      </w:r>
+    </w:p>
+    <w:p/>
+    <w:p>
       <w:r>
         <w:rPr>
           <w:b/>
@@ -13270,16 +13438,61 @@
       </w:r>
     </w:p>
     <w:p>
-      <w:pPr/>
-      <w:r>
-        <w:t>Најбољи пронађени параметри били су n_estimators=300, max_depth=30, min_samples_split=2, min_samples_leaf=1, max_features="sqrt" и bootstrap=True. Тунован модел је постигао accuracy од 79,5% и F1-score од 0,800, што је благо побољшање у односу на оригинални модел (78,4% / 0,788).</w:t>
-      </w:r>
-    </w:p>
-    <w:p>
-      <w:pPr/>
-    </w:p>
-    <w:p>
-      <w:pPr/>
+      <w:r>
+        <w:t>Најбољи пронађени параметри били су n_estimators=30</w:t>
+      </w:r>
+      <w:r>
+        <w:t>0, max_depth=30, min_samples_split=2, min_samples_leaf=1, max_features="sqrt" и bootstrap=True. Т</w:t>
+      </w:r>
+      <w:r>
+        <w:rPr>
+          <w:lang w:val="sr-Cyrl-RS"/>
+        </w:rPr>
+        <w:t>ј</w:t>
+      </w:r>
+      <w:proofErr w:type="spellStart"/>
+      <w:r>
+        <w:t>унован</w:t>
+      </w:r>
+      <w:proofErr w:type="spellEnd"/>
+      <w:r>
+        <w:t xml:space="preserve"> </w:t>
+      </w:r>
+      <w:proofErr w:type="spellStart"/>
+      <w:r>
+        <w:t>модел</w:t>
+      </w:r>
+      <w:proofErr w:type="spellEnd"/>
+      <w:r>
+        <w:t xml:space="preserve"> </w:t>
+      </w:r>
+      <w:proofErr w:type="spellStart"/>
+      <w:r>
+        <w:t>је</w:t>
+      </w:r>
+      <w:proofErr w:type="spellEnd"/>
+      <w:r>
+        <w:t xml:space="preserve"> </w:t>
+      </w:r>
+      <w:proofErr w:type="spellStart"/>
+      <w:r>
+        <w:t>постигао</w:t>
+      </w:r>
+      <w:proofErr w:type="spellEnd"/>
+      <w:r>
+        <w:t xml:space="preserve"> accuracy од 79</w:t>
+      </w:r>
+      <w:proofErr w:type="gramStart"/>
+      <w:r>
+        <w:t>,5</w:t>
+      </w:r>
+      <w:proofErr w:type="gramEnd"/>
+      <w:r>
+        <w:t>% и F1-score од 0,800, што је благо побољшање у односу на оригинални модел (78,4% / 0,788).</w:t>
+      </w:r>
+    </w:p>
+    <w:p/>
+    <w:p>
       <w:r>
         <w:rPr>
           <w:b/>
@@ -13290,18 +13503,182 @@
       </w:r>
     </w:p>
     <w:p>
-      <w:pPr/>
-      <w:r>
-        <w:t>Најбољи пронађени параметри били су n_estimators=500, max_depth=5, learning_rate=0,05, subsample=0,6, colsample_bytree=0,8, min_child_weight=3 и gamma=0. Тунован модел је постигао accuracy од 83,2% и F1-score од 0,834, чиме је постао нajбољи модел у пројекту, поправивши посебно death-metal recall са 80% на 80% уз бољу прецизност (70%).</w:t>
-      </w:r>
-    </w:p>
-    <w:p>
-      <w:pPr/>
-    </w:p>
-    <w:p>
-      <w:pPr/>
-      <w:r>
-        <w:t xml:space="preserve">Поређење свих модела укључујући тунован </w:t>
+      <w:pPr>
+        <w:rPr>
+          <w:lang w:val="sr-Cyrl-RS"/>
+        </w:rPr>
+      </w:pPr>
+      <w:r>
+        <w:t xml:space="preserve">Најбољи </w:t>
+      </w:r>
+      <w:r>
+        <w:t>пронађени параметри били су n_estimators=500, max_depth=5, learning_rate=0,05, subsample=0,6, colsample_bytree=0,8, min_child_weight=3 и gamma=0. Т</w:t>
+      </w:r>
+      <w:r>
+        <w:rPr>
+          <w:lang w:val="sr-Cyrl-RS"/>
+        </w:rPr>
+        <w:t>ј</w:t>
+      </w:r>
+      <w:proofErr w:type="spellStart"/>
+      <w:r>
+        <w:t>унован</w:t>
+      </w:r>
+      <w:proofErr w:type="spellEnd"/>
+      <w:r>
+        <w:t xml:space="preserve"> </w:t>
+      </w:r>
+      <w:proofErr w:type="spellStart"/>
+      <w:r>
+        <w:t>модел</w:t>
+      </w:r>
+      <w:proofErr w:type="spellEnd"/>
+      <w:r>
+        <w:t xml:space="preserve"> </w:t>
+      </w:r>
+      <w:proofErr w:type="spellStart"/>
+      <w:r>
+        <w:t>је</w:t>
+      </w:r>
+      <w:proofErr w:type="spellEnd"/>
+      <w:r>
+        <w:t xml:space="preserve"> </w:t>
+      </w:r>
+      <w:proofErr w:type="spellStart"/>
+      <w:r>
+        <w:t>постигао</w:t>
+      </w:r>
+      <w:proofErr w:type="spellEnd"/>
+      <w:r>
+        <w:t xml:space="preserve"> accuracy </w:t>
+      </w:r>
+      <w:proofErr w:type="spellStart"/>
+      <w:r>
+        <w:t>од</w:t>
+      </w:r>
+      <w:proofErr w:type="spellEnd"/>
+      <w:r>
+        <w:t xml:space="preserve"> 83</w:t>
+      </w:r>
+      <w:proofErr w:type="gramStart"/>
+      <w:r>
+        <w:t>,2</w:t>
+      </w:r>
+      <w:proofErr w:type="gramEnd"/>
+      <w:r>
+        <w:t xml:space="preserve">% и F1-score </w:t>
+      </w:r>
+      <w:proofErr w:type="spellStart"/>
+      <w:r>
+        <w:t>од</w:t>
+      </w:r>
+      <w:proofErr w:type="spellEnd"/>
+      <w:r>
+        <w:t xml:space="preserve"> 0,834, </w:t>
+      </w:r>
+      <w:proofErr w:type="spellStart"/>
+      <w:r>
+        <w:t>чиме</w:t>
+      </w:r>
+      <w:proofErr w:type="spellEnd"/>
+      <w:r>
+        <w:t xml:space="preserve"> </w:t>
+      </w:r>
+      <w:proofErr w:type="spellStart"/>
+      <w:r>
+        <w:t>је</w:t>
+      </w:r>
+      <w:proofErr w:type="spellEnd"/>
+      <w:r>
+        <w:t xml:space="preserve"> </w:t>
+      </w:r>
+      <w:proofErr w:type="spellStart"/>
+      <w:r>
+        <w:t>постао</w:t>
+      </w:r>
+      <w:proofErr w:type="spellEnd"/>
+      <w:r>
+        <w:t xml:space="preserve"> </w:t>
+      </w:r>
+      <w:proofErr w:type="spellStart"/>
+      <w:r>
+        <w:t>нajбољи</w:t>
+      </w:r>
+      <w:proofErr w:type="spellEnd"/>
+      <w:r>
+        <w:t xml:space="preserve"> </w:t>
+      </w:r>
+      <w:proofErr w:type="spellStart"/>
+      <w:r>
+        <w:t>модел</w:t>
+      </w:r>
+      <w:proofErr w:type="spellEnd"/>
+      <w:r>
+        <w:t xml:space="preserve"> у </w:t>
+      </w:r>
+      <w:r>
+        <w:rPr>
+          <w:lang w:val="sr-Cyrl-RS"/>
+        </w:rPr>
+        <w:t xml:space="preserve">склопу </w:t>
+      </w:r>
+      <w:proofErr w:type="spellStart"/>
+      <w:r>
+        <w:t>пројект</w:t>
+      </w:r>
+      <w:proofErr w:type="spellEnd"/>
+      <w:r>
+        <w:rPr>
+          <w:lang w:val="sr-Cyrl-RS"/>
+        </w:rPr>
+        <w:t>а</w:t>
+      </w:r>
+      <w:r>
+        <w:rPr>
+          <w:lang w:val="sr-Cyrl-RS"/>
+        </w:rPr>
+        <w:t>.</w:t>
+      </w:r>
+    </w:p>
+    <w:p>
+      <w:pPr>
+        <w:rPr>
+          <w:lang w:val="sr-Cyrl-RS"/>
+        </w:rPr>
+      </w:pPr>
+    </w:p>
+    <w:p>
+      <w:proofErr w:type="spellStart"/>
+      <w:r>
+        <w:t>Поређење</w:t>
+      </w:r>
+      <w:proofErr w:type="spellEnd"/>
+      <w:r>
+        <w:t xml:space="preserve"> </w:t>
+      </w:r>
+      <w:proofErr w:type="spellStart"/>
+      <w:r>
+        <w:t>свих</w:t>
+      </w:r>
+      <w:proofErr w:type="spellEnd"/>
+      <w:r>
+        <w:t xml:space="preserve"> </w:t>
+      </w:r>
+      <w:proofErr w:type="spellStart"/>
+      <w:r>
+        <w:t>модела</w:t>
+      </w:r>
+      <w:proofErr w:type="spellEnd"/>
+      <w:r>
+        <w:t xml:space="preserve"> </w:t>
+      </w:r>
+      <w:proofErr w:type="spellStart"/>
+      <w:r>
+        <w:t>укључујући</w:t>
+      </w:r>
+      <w:proofErr w:type="spellEnd"/>
+      <w:r>
+        <w:t xml:space="preserve"> тунован </w:t>
       </w:r>
       <w:r>
         <w:rPr>
@@ -13314,31 +13691,126 @@
       </w:r>
     </w:p>
     <w:p>
-      <w:pPr/>
-    </w:p>
-    <w:p/>
-    <w:p>
-      <w:pPr/>
-    </w:p>
-    <w:p>
-      <w:pPr/>
-      <w:r>
-        <w:t xml:space="preserve">Tuning је донио мјерљиво побољшање: </w:t>
-      </w:r>
+      <w:pPr>
+        <w:rPr>
+          <w:lang w:val="sr-Cyrl-RS"/>
+        </w:rPr>
+      </w:pPr>
+    </w:p>
+    <w:p>
+      <w:pPr>
+        <w:rPr>
+          <w:lang w:val="sr-Cyrl-RS"/>
+        </w:rPr>
+      </w:pPr>
+      <w:r>
+        <w:t xml:space="preserve">Tuning </w:t>
+      </w:r>
+      <w:proofErr w:type="spellStart"/>
+      <w:r>
+        <w:t>је</w:t>
+      </w:r>
+      <w:proofErr w:type="spellEnd"/>
+      <w:r>
+        <w:t xml:space="preserve"> </w:t>
+      </w:r>
+      <w:proofErr w:type="spellStart"/>
+      <w:r>
+        <w:t>донио</w:t>
+      </w:r>
+      <w:proofErr w:type="spellEnd"/>
+      <w:r>
+        <w:t xml:space="preserve"> </w:t>
+      </w:r>
+      <w:r>
+        <w:rPr>
+          <w:lang w:val="sr-Cyrl-RS"/>
+        </w:rPr>
+        <w:t>примјетно</w:t>
+      </w:r>
+      <w:r>
+        <w:t xml:space="preserve"> </w:t>
+      </w:r>
+      <w:proofErr w:type="spellStart"/>
+      <w:r>
+        <w:t>побољшање</w:t>
+      </w:r>
+      <w:proofErr w:type="spellEnd"/>
+      <w:r>
+        <w:t xml:space="preserve">: </w:t>
+      </w:r>
+      <w:proofErr w:type="spellStart"/>
       <w:r>
         <w:rPr>
           <w:b/>
         </w:rPr>
-        <w:t>XGBoost +2,1% accuracy, Random Forest +1,1% accuracy</w:t>
-      </w:r>
-      <w:r>
-        <w:t>. XGBoost (Tuned) постаје финални одабрани модел пројекта и модел који је извезен за production употребу.</w:t>
-      </w:r>
+        <w:t>XGBoost</w:t>
+      </w:r>
+      <w:proofErr w:type="spellEnd"/>
+      <w:r>
+        <w:rPr>
+          <w:b/>
+        </w:rPr>
+        <w:t xml:space="preserve"> +2</w:t>
+      </w:r>
+      <w:proofErr w:type="gramStart"/>
+      <w:r>
+        <w:rPr>
+          <w:b/>
+        </w:rPr>
+        <w:t>,1</w:t>
+      </w:r>
+      <w:proofErr w:type="gramEnd"/>
+      <w:r>
+        <w:rPr>
+          <w:b/>
+        </w:rPr>
+        <w:t>% accuracy, Random Forest +1,1% accuracy</w:t>
+      </w:r>
+      <w:r>
+        <w:t xml:space="preserve">. </w:t>
+      </w:r>
+      <w:proofErr w:type="gramStart"/>
+      <w:r>
+        <w:t xml:space="preserve">XGBoost (Tuned) постаје финални одабрани модел пројекта и модел који је </w:t>
+      </w:r>
+      <w:proofErr w:type="spellStart"/>
+      <w:r>
+        <w:t>извезен</w:t>
+      </w:r>
+      <w:proofErr w:type="spellEnd"/>
+      <w:r>
+        <w:t xml:space="preserve"> </w:t>
+      </w:r>
+      <w:proofErr w:type="spellStart"/>
+      <w:r>
+        <w:t>за</w:t>
+      </w:r>
+      <w:proofErr w:type="spellEnd"/>
+      <w:r>
+        <w:t xml:space="preserve"> production </w:t>
+      </w:r>
+      <w:proofErr w:type="spellStart"/>
+      <w:r>
+        <w:t>употребу</w:t>
+      </w:r>
+      <w:proofErr w:type="spellEnd"/>
+      <w:r>
+        <w:t>.</w:t>
+      </w:r>
+      <w:proofErr w:type="gramEnd"/>
+    </w:p>
+    <w:p>
+      <w:pPr>
+        <w:rPr>
+          <w:lang w:val="sr-Cyrl-RS"/>
+        </w:rPr>
+      </w:pPr>
     </w:p>
     <w:tbl>
       <w:tblPr>
-        <w:tblW w:type="auto" w:w="0"/>
-        <w:tblLook w:firstColumn="1" w:firstRow="1" w:lastColumn="0" w:lastRow="0" w:noHBand="0" w:noVBand="1" w:val="04A0"/>
+        <w:tblW w:w="0" w:type="auto"/>
+        <w:tblLook w:val="04A0" w:firstRow="1" w:lastRow="0" w:firstColumn="1" w:lastColumn="0" w:noHBand="0" w:noVBand="1"/>
       </w:tblPr>
       <w:tblGrid>
         <w:gridCol w:w="1289"/>
@@ -13352,20 +13824,22 @@
       <w:tr>
         <w:tc>
           <w:tcPr>
-            <w:tcW w:type="dxa" w:w="1289"/>
-          </w:tcPr>
-          <w:p>
+            <w:tcW w:w="1289" w:type="dxa"/>
+          </w:tcPr>
+          <w:p>
+            <w:proofErr w:type="spellStart"/>
             <w:r>
               <w:rPr>
                 <w:b/>
               </w:rPr>
               <w:t>Модел</w:t>
             </w:r>
-          </w:p>
-        </w:tc>
-        <w:tc>
-          <w:tcPr>
-            <w:tcW w:type="dxa" w:w="1289"/>
+            <w:proofErr w:type="spellEnd"/>
+          </w:p>
+        </w:tc>
+        <w:tc>
+          <w:tcPr>
+            <w:tcW w:w="1289" w:type="dxa"/>
           </w:tcPr>
           <w:p>
             <w:r>
@@ -13378,7 +13852,7 @@
         </w:tc>
         <w:tc>
           <w:tcPr>
-            <w:tcW w:type="dxa" w:w="1289"/>
+            <w:tcW w:w="1289" w:type="dxa"/>
           </w:tcPr>
           <w:p>
             <w:r>
@@ -13391,7 +13865,7 @@
         </w:tc>
         <w:tc>
           <w:tcPr>
-            <w:tcW w:type="dxa" w:w="1289"/>
+            <w:tcW w:w="1289" w:type="dxa"/>
           </w:tcPr>
           <w:p>
             <w:r>
@@ -13404,7 +13878,7 @@
         </w:tc>
         <w:tc>
           <w:tcPr>
-            <w:tcW w:type="dxa" w:w="1289"/>
+            <w:tcW w:w="1289" w:type="dxa"/>
           </w:tcPr>
           <w:p>
             <w:r>
@@ -13417,7 +13891,7 @@
         </w:tc>
         <w:tc>
           <w:tcPr>
-            <w:tcW w:type="dxa" w:w="1289"/>
+            <w:tcW w:w="1289" w:type="dxa"/>
           </w:tcPr>
           <w:p>
             <w:r>
@@ -13430,7 +13904,7 @@
         </w:tc>
         <w:tc>
           <w:tcPr>
-            <w:tcW w:type="dxa" w:w="1289"/>
+            <w:tcW w:w="1289" w:type="dxa"/>
           </w:tcPr>
           <w:p>
             <w:r>
@@ -13445,7 +13919,7 @@
       <w:tr>
         <w:tc>
           <w:tcPr>
-            <w:tcW w:type="dxa" w:w="1289"/>
+            <w:tcW w:w="1289" w:type="dxa"/>
           </w:tcPr>
           <w:p>
             <w:r>
@@ -13455,7 +13929,7 @@
         </w:tc>
         <w:tc>
           <w:tcPr>
-            <w:tcW w:type="dxa" w:w="1289"/>
+            <w:tcW w:w="1289" w:type="dxa"/>
           </w:tcPr>
           <w:p>
             <w:r>
@@ -13465,7 +13939,7 @@
         </w:tc>
         <w:tc>
           <w:tcPr>
-            <w:tcW w:type="dxa" w:w="1289"/>
+            <w:tcW w:w="1289" w:type="dxa"/>
           </w:tcPr>
           <w:p>
             <w:r>
@@ -13475,7 +13949,7 @@
         </w:tc>
         <w:tc>
           <w:tcPr>
-            <w:tcW w:type="dxa" w:w="1289"/>
+            <w:tcW w:w="1289" w:type="dxa"/>
           </w:tcPr>
           <w:p>
             <w:r>
@@ -13485,7 +13959,7 @@
         </w:tc>
         <w:tc>
           <w:tcPr>
-            <w:tcW w:type="dxa" w:w="1289"/>
+            <w:tcW w:w="1289" w:type="dxa"/>
           </w:tcPr>
           <w:p>
             <w:r>
@@ -13495,7 +13969,7 @@
         </w:tc>
         <w:tc>
           <w:tcPr>
-            <w:tcW w:type="dxa" w:w="1289"/>
+            <w:tcW w:w="1289" w:type="dxa"/>
           </w:tcPr>
           <w:p>
             <w:r>
@@ -13505,7 +13979,7 @@
         </w:tc>
         <w:tc>
           <w:tcPr>
-            <w:tcW w:type="dxa" w:w="1289"/>
+            <w:tcW w:w="1289" w:type="dxa"/>
           </w:tcPr>
           <w:p>
             <w:r>
@@ -13517,7 +13991,7 @@
       <w:tr>
         <w:tc>
           <w:tcPr>
-            <w:tcW w:type="dxa" w:w="1289"/>
+            <w:tcW w:w="1289" w:type="dxa"/>
           </w:tcPr>
           <w:p>
             <w:r>
@@ -13527,7 +14001,7 @@
         </w:tc>
         <w:tc>
           <w:tcPr>
-            <w:tcW w:type="dxa" w:w="1289"/>
+            <w:tcW w:w="1289" w:type="dxa"/>
           </w:tcPr>
           <w:p>
             <w:r>
@@ -13537,7 +14011,7 @@
         </w:tc>
         <w:tc>
           <w:tcPr>
-            <w:tcW w:type="dxa" w:w="1289"/>
+            <w:tcW w:w="1289" w:type="dxa"/>
           </w:tcPr>
           <w:p>
             <w:r>
@@ -13547,7 +14021,7 @@
         </w:tc>
         <w:tc>
           <w:tcPr>
-            <w:tcW w:type="dxa" w:w="1289"/>
+            <w:tcW w:w="1289" w:type="dxa"/>
           </w:tcPr>
           <w:p>
             <w:r>
@@ -13557,7 +14031,7 @@
         </w:tc>
         <w:tc>
           <w:tcPr>
-            <w:tcW w:type="dxa" w:w="1289"/>
+            <w:tcW w:w="1289" w:type="dxa"/>
           </w:tcPr>
           <w:p>
             <w:r>
@@ -13567,7 +14041,7 @@
         </w:tc>
         <w:tc>
           <w:tcPr>
-            <w:tcW w:type="dxa" w:w="1289"/>
+            <w:tcW w:w="1289" w:type="dxa"/>
           </w:tcPr>
           <w:p>
             <w:r>
@@ -13577,7 +14051,7 @@
         </w:tc>
         <w:tc>
           <w:tcPr>
-            <w:tcW w:type="dxa" w:w="1289"/>
+            <w:tcW w:w="1289" w:type="dxa"/>
           </w:tcPr>
           <w:p>
             <w:r>
@@ -13589,7 +14063,7 @@
       <w:tr>
         <w:tc>
           <w:tcPr>
-            <w:tcW w:type="dxa" w:w="1289"/>
+            <w:tcW w:w="1289" w:type="dxa"/>
           </w:tcPr>
           <w:p>
             <w:r>
@@ -13599,7 +14073,7 @@
         </w:tc>
         <w:tc>
           <w:tcPr>
-            <w:tcW w:type="dxa" w:w="1289"/>
+            <w:tcW w:w="1289" w:type="dxa"/>
           </w:tcPr>
           <w:p>
             <w:r>
@@ -13609,7 +14083,7 @@
         </w:tc>
         <w:tc>
           <w:tcPr>
-            <w:tcW w:type="dxa" w:w="1289"/>
+            <w:tcW w:w="1289" w:type="dxa"/>
           </w:tcPr>
           <w:p>
             <w:r>
@@ -13619,7 +14093,7 @@
         </w:tc>
         <w:tc>
           <w:tcPr>
-            <w:tcW w:type="dxa" w:w="1289"/>
+            <w:tcW w:w="1289" w:type="dxa"/>
           </w:tcPr>
           <w:p>
             <w:r>
@@ -13629,7 +14103,7 @@
         </w:tc>
         <w:tc>
           <w:tcPr>
-            <w:tcW w:type="dxa" w:w="1289"/>
+            <w:tcW w:w="1289" w:type="dxa"/>
           </w:tcPr>
           <w:p>
             <w:r>
@@ -13639,7 +14113,7 @@
         </w:tc>
         <w:tc>
           <w:tcPr>
-            <w:tcW w:type="dxa" w:w="1289"/>
+            <w:tcW w:w="1289" w:type="dxa"/>
           </w:tcPr>
           <w:p>
             <w:r>
@@ -13649,7 +14123,7 @@
         </w:tc>
         <w:tc>
           <w:tcPr>
-            <w:tcW w:type="dxa" w:w="1289"/>
+            <w:tcW w:w="1289" w:type="dxa"/>
           </w:tcPr>
           <w:p>
             <w:r>
@@ -13661,7 +14135,7 @@
       <w:tr>
         <w:tc>
           <w:tcPr>
-            <w:tcW w:type="dxa" w:w="1289"/>
+            <w:tcW w:w="1289" w:type="dxa"/>
           </w:tcPr>
           <w:p>
             <w:r>
@@ -13671,7 +14145,7 @@
         </w:tc>
         <w:tc>
           <w:tcPr>
-            <w:tcW w:type="dxa" w:w="1289"/>
+            <w:tcW w:w="1289" w:type="dxa"/>
           </w:tcPr>
           <w:p>
             <w:r>
@@ -13681,7 +14155,7 @@
         </w:tc>
         <w:tc>
           <w:tcPr>
-            <w:tcW w:type="dxa" w:w="1289"/>
+            <w:tcW w:w="1289" w:type="dxa"/>
           </w:tcPr>
           <w:p>
             <w:r>
@@ -13691,7 +14165,7 @@
         </w:tc>
         <w:tc>
           <w:tcPr>
-            <w:tcW w:type="dxa" w:w="1289"/>
+            <w:tcW w:w="1289" w:type="dxa"/>
           </w:tcPr>
           <w:p>
             <w:r>
@@ -13701,7 +14175,7 @@
         </w:tc>
         <w:tc>
           <w:tcPr>
-            <w:tcW w:type="dxa" w:w="1289"/>
+            <w:tcW w:w="1289" w:type="dxa"/>
           </w:tcPr>
           <w:p>
             <w:r>
@@ -13711,7 +14185,7 @@
         </w:tc>
         <w:tc>
           <w:tcPr>
-            <w:tcW w:type="dxa" w:w="1289"/>
+            <w:tcW w:w="1289" w:type="dxa"/>
           </w:tcPr>
           <w:p>
             <w:r>
@@ -13721,7 +14195,7 @@
         </w:tc>
         <w:tc>
           <w:tcPr>
-            <w:tcW w:type="dxa" w:w="1289"/>
+            <w:tcW w:w="1289" w:type="dxa"/>
           </w:tcPr>
           <w:p>
             <w:r>
@@ -13733,7 +14207,7 @@
       <w:tr>
         <w:tc>
           <w:tcPr>
-            <w:tcW w:type="dxa" w:w="1289"/>
+            <w:tcW w:w="1289" w:type="dxa"/>
           </w:tcPr>
           <w:p>
             <w:r>
@@ -13743,7 +14217,7 @@
         </w:tc>
         <w:tc>
           <w:tcPr>
-            <w:tcW w:type="dxa" w:w="1289"/>
+            <w:tcW w:w="1289" w:type="dxa"/>
           </w:tcPr>
           <w:p>
             <w:r>
@@ -13753,7 +14227,7 @@
         </w:tc>
         <w:tc>
           <w:tcPr>
-            <w:tcW w:type="dxa" w:w="1289"/>
+            <w:tcW w:w="1289" w:type="dxa"/>
           </w:tcPr>
           <w:p>
             <w:r>
@@ -13763,7 +14237,7 @@
         </w:tc>
         <w:tc>
           <w:tcPr>
-            <w:tcW w:type="dxa" w:w="1289"/>
+            <w:tcW w:w="1289" w:type="dxa"/>
           </w:tcPr>
           <w:p>
             <w:r>
@@ -13773,7 +14247,7 @@
         </w:tc>
         <w:tc>
           <w:tcPr>
-            <w:tcW w:type="dxa" w:w="1289"/>
+            <w:tcW w:w="1289" w:type="dxa"/>
           </w:tcPr>
           <w:p>
             <w:r>
@@ -13783,7 +14257,7 @@
         </w:tc>
         <w:tc>
           <w:tcPr>
-            <w:tcW w:type="dxa" w:w="1289"/>
+            <w:tcW w:w="1289" w:type="dxa"/>
           </w:tcPr>
           <w:p>
             <w:r>
@@ -13793,7 +14267,7 @@
         </w:tc>
         <w:tc>
           <w:tcPr>
-            <w:tcW w:type="dxa" w:w="1289"/>
+            <w:tcW w:w="1289" w:type="dxa"/>
           </w:tcPr>
           <w:p>
             <w:r>
@@ -13805,7 +14279,7 @@
       <w:tr>
         <w:tc>
           <w:tcPr>
-            <w:tcW w:type="dxa" w:w="1289"/>
+            <w:tcW w:w="1289" w:type="dxa"/>
           </w:tcPr>
           <w:p>
             <w:r>
@@ -13815,7 +14289,7 @@
         </w:tc>
         <w:tc>
           <w:tcPr>
-            <w:tcW w:type="dxa" w:w="1289"/>
+            <w:tcW w:w="1289" w:type="dxa"/>
           </w:tcPr>
           <w:p>
             <w:r>
@@ -13825,7 +14299,7 @@
         </w:tc>
         <w:tc>
           <w:tcPr>
-            <w:tcW w:type="dxa" w:w="1289"/>
+            <w:tcW w:w="1289" w:type="dxa"/>
           </w:tcPr>
           <w:p>
             <w:r>
@@ -13835,7 +14309,7 @@
         </w:tc>
         <w:tc>
           <w:tcPr>
-            <w:tcW w:type="dxa" w:w="1289"/>
+            <w:tcW w:w="1289" w:type="dxa"/>
           </w:tcPr>
           <w:p>
             <w:r>
@@ -13845,7 +14319,7 @@
         </w:tc>
         <w:tc>
           <w:tcPr>
-            <w:tcW w:type="dxa" w:w="1289"/>
+            <w:tcW w:w="1289" w:type="dxa"/>
           </w:tcPr>
           <w:p>
             <w:r>
@@ -13855,7 +14329,7 @@
         </w:tc>
         <w:tc>
           <w:tcPr>
-            <w:tcW w:type="dxa" w:w="1289"/>
+            <w:tcW w:w="1289" w:type="dxa"/>
           </w:tcPr>
           <w:p>
             <w:r>
@@ -13865,7 +14339,7 @@
         </w:tc>
         <w:tc>
           <w:tcPr>
-            <w:tcW w:type="dxa" w:w="1289"/>
+            <w:tcW w:w="1289" w:type="dxa"/>
           </w:tcPr>
           <w:p>
             <w:r>
@@ -13875,6 +14349,46 @@
         </w:tc>
       </w:tr>
     </w:tbl>
+    <w:p>
+      <w:pPr>
+        <w:pStyle w:val="Heading1"/>
+        <w:rPr>
+          <w:lang w:val="sr-Cyrl-RS"/>
+        </w:rPr>
+      </w:pPr>
+    </w:p>
+    <w:p>
+      <w:pPr>
+        <w:pStyle w:val="Heading1"/>
+        <w:rPr>
+          <w:lang w:val="sr-Cyrl-RS"/>
+        </w:rPr>
+      </w:pPr>
+    </w:p>
+    <w:p>
+      <w:pPr>
+        <w:pStyle w:val="Heading1"/>
+        <w:rPr>
+          <w:lang w:val="sr-Cyrl-RS"/>
+        </w:rPr>
+      </w:pPr>
+    </w:p>
+    <w:p>
+      <w:pPr>
+        <w:pStyle w:val="Heading1"/>
+        <w:rPr>
+          <w:lang w:val="sr-Cyrl-RS"/>
+        </w:rPr>
+      </w:pPr>
+    </w:p>
+    <w:p>
+      <w:pPr>
+        <w:pStyle w:val="Heading1"/>
+        <w:rPr>
+          <w:lang w:val="sr-Cyrl-RS"/>
+        </w:rPr>
+      </w:pPr>
+    </w:p>
     <w:p>
       <w:pPr>
         <w:pStyle w:val="Heading1"/>
@@ -16054,12 +16568,8 @@
       <w:r>
         <w:t>.</w:t>
       </w:r>
-      <w:bookmarkStart w:id="0" w:name="_GoBack"/>
-      <w:bookmarkEnd w:id="0"/>
-    </w:p>
-    <w:p>
-      <w:pPr/>
-    </w:p>
+    </w:p>
+    <w:p/>
     <w:p>
       <w:pPr>
         <w:pStyle w:val="Heading2"/>
@@ -16072,49 +16582,152 @@
       </w:r>
     </w:p>
     <w:p>
-      <w:pPr/>
-      <w:r>
-        <w:t>Да би се испитало колико су преостали атрибути (изван топ 5) заиста доприносили класификацији, тренирана је додатна верзија XGBoost (Tuned) модела која користи само пет најважнијих атрибута према Gini importance анализи: popularity, instrumentalness, speechiness, danceability и acousticness.</w:t>
-      </w:r>
-    </w:p>
-    <w:p>
-      <w:pPr/>
+      <w:r>
+        <w:t>Да би се испитало колико су преостали атрибути</w:t>
+      </w:r>
+      <w:r>
+        <w:t xml:space="preserve"> (изван топ 5) заиста доприносили класификацији, тренирана је додатна верзија XGBoost (Tuned) модела која користи само пет најважнијих атрибута према Gini importance анализи: popularity, instrumentalness, speechiness, danceability и acousticness.</w:t>
+      </w:r>
+    </w:p>
+    <w:p>
+      <w:pPr>
+        <w:rPr>
+          <w:lang w:val="sr-Cyrl-RS"/>
+        </w:rPr>
+      </w:pPr>
+    </w:p>
+    <w:p>
+      <w:proofErr w:type="spellStart"/>
+      <w:r>
+        <w:t>Смањењ</w:t>
+      </w:r>
+      <w:r>
+        <w:t>е</w:t>
+      </w:r>
+      <w:proofErr w:type="spellEnd"/>
+      <w:r>
+        <w:t xml:space="preserve"> </w:t>
+      </w:r>
+      <w:proofErr w:type="spellStart"/>
+      <w:r>
+        <w:t>броја</w:t>
+      </w:r>
+      <w:proofErr w:type="spellEnd"/>
+      <w:r>
+        <w:t xml:space="preserve"> </w:t>
+      </w:r>
+      <w:proofErr w:type="spellStart"/>
+      <w:r>
+        <w:t>атрибута</w:t>
+      </w:r>
+      <w:proofErr w:type="spellEnd"/>
+      <w:r>
+        <w:t xml:space="preserve"> </w:t>
+      </w:r>
+      <w:proofErr w:type="spellStart"/>
+      <w:r>
+        <w:t>са</w:t>
+      </w:r>
+      <w:proofErr w:type="spellEnd"/>
+      <w:r>
+        <w:t xml:space="preserve"> 15 на 5 (смањење од 67%) довело је до пада accuracy </w:t>
+      </w:r>
+      <w:proofErr w:type="spellStart"/>
+      <w:r>
+        <w:t>од</w:t>
+      </w:r>
+      <w:proofErr w:type="spellEnd"/>
+      <w:r>
+        <w:t xml:space="preserve"> </w:t>
+      </w:r>
+      <w:r>
+        <w:rPr>
+          <w:b/>
+        </w:rPr>
+        <w:t>7</w:t>
+      </w:r>
+      <w:proofErr w:type="gramStart"/>
+      <w:r>
+        <w:rPr>
+          <w:b/>
+        </w:rPr>
+        <w:t>,4</w:t>
+      </w:r>
+      <w:proofErr w:type="gramEnd"/>
+      <w:r>
+        <w:rPr>
+          <w:b/>
+        </w:rPr>
+        <w:t xml:space="preserve"> </w:t>
+      </w:r>
+      <w:proofErr w:type="spellStart"/>
+      <w:r>
+        <w:rPr>
+          <w:b/>
+        </w:rPr>
+        <w:t>процент</w:t>
+      </w:r>
+      <w:proofErr w:type="spellEnd"/>
+      <w:r>
+        <w:rPr>
+          <w:b/>
+          <w:lang w:val="sr-Cyrl-RS"/>
+        </w:rPr>
+        <w:t>а</w:t>
+      </w:r>
+      <w:r>
+        <w:t xml:space="preserve"> (83,2% → 75,8%). Пад је највидљивији код death-metal класе (recall 80% → 66%), што показује да атрибути ван топ 5 – посебно energy, loudness, valence и tempo – и</w:t>
+      </w:r>
+      <w:r>
+        <w:t xml:space="preserve"> даље носе релевантну информацију за раздвајање ове класе.</w:t>
+      </w:r>
     </w:p>
     <w:p/>
     <w:p>
-      <w:pPr/>
-    </w:p>
-    <w:p>
-      <w:pPr/>
-      <w:r>
-        <w:t xml:space="preserve">Смањење броја атрибута са 15 на 5 (смањење од 67%) довело је до пада accuracy од </w:t>
-      </w:r>
-      <w:r>
-        <w:rPr>
-          <w:b/>
-        </w:rPr>
-        <w:t>7,4 процентна поена</w:t>
-      </w:r>
-      <w:r>
-        <w:t xml:space="preserve"> (83,2% → 75,8%). Пад је највидљивији код death-metal класе (recall 80% → 66%), што показује да атрибути ван топ 5 – посебно energy, loudness, valence и tempo – и даље носе релевантну информацију за раздвајање ове класе.</w:t>
-      </w:r>
-    </w:p>
-    <w:p>
-      <w:pPr/>
-    </w:p>
-    <w:p>
-      <w:pPr/>
-      <w:r>
-        <w:t xml:space="preserve">Закључак: </w:t>
-      </w:r>
-      <w:r>
-        <w:t>уштеда у димензионалности не компензује губитак перформанси, па се препоручује задржавање свих 15 атрибута у финалном моделу.</w:t>
-      </w:r>
+      <w:pPr>
+        <w:rPr>
+          <w:lang w:val="sr-Cyrl-RS"/>
+        </w:rPr>
+      </w:pPr>
+      <w:r>
+        <w:t xml:space="preserve">Закључак: уштеда у димензионалности не компензује губитак перформанси, па се препоручује задржавање свих 15 </w:t>
+      </w:r>
+      <w:proofErr w:type="spellStart"/>
+      <w:r>
+        <w:t>атрибута</w:t>
+      </w:r>
+      <w:proofErr w:type="spellEnd"/>
+      <w:r>
+        <w:t xml:space="preserve"> у </w:t>
+      </w:r>
+      <w:proofErr w:type="spellStart"/>
+      <w:r>
+        <w:t>финалном</w:t>
+      </w:r>
+      <w:proofErr w:type="spellEnd"/>
+      <w:r>
+        <w:t xml:space="preserve"> </w:t>
+      </w:r>
+      <w:proofErr w:type="spellStart"/>
+      <w:r>
+        <w:t>моделу</w:t>
+      </w:r>
+      <w:proofErr w:type="spellEnd"/>
+      <w:r>
+        <w:t>.</w:t>
+      </w:r>
+    </w:p>
+    <w:p>
+      <w:pPr>
+        <w:rPr>
+          <w:lang w:val="sr-Cyrl-RS"/>
+        </w:rPr>
+      </w:pPr>
     </w:p>
     <w:tbl>
       <w:tblPr>
-        <w:tblW w:type="auto" w:w="0"/>
-        <w:tblLook w:firstColumn="1" w:firstRow="1" w:lastColumn="0" w:lastRow="0" w:noHBand="0" w:noVBand="1" w:val="04A0"/>
+        <w:tblW w:w="0" w:type="auto"/>
+        <w:tblLook w:val="04A0" w:firstRow="1" w:lastRow="0" w:firstColumn="1" w:lastColumn="0" w:noHBand="0" w:noVBand="1"/>
       </w:tblPr>
       <w:tblGrid>
         <w:gridCol w:w="1289"/>
@@ -16128,20 +16741,22 @@
       <w:tr>
         <w:tc>
           <w:tcPr>
-            <w:tcW w:type="dxa" w:w="1289"/>
-          </w:tcPr>
-          <w:p>
+            <w:tcW w:w="1289" w:type="dxa"/>
+          </w:tcPr>
+          <w:p>
+            <w:proofErr w:type="spellStart"/>
             <w:r>
               <w:rPr>
                 <w:b/>
               </w:rPr>
               <w:t>Модел</w:t>
             </w:r>
-          </w:p>
-        </w:tc>
-        <w:tc>
-          <w:tcPr>
-            <w:tcW w:type="dxa" w:w="1289"/>
+            <w:proofErr w:type="spellEnd"/>
+          </w:p>
+        </w:tc>
+        <w:tc>
+          <w:tcPr>
+            <w:tcW w:w="1289" w:type="dxa"/>
           </w:tcPr>
           <w:p>
             <w:r>
@@ -16154,7 +16769,7 @@
         </w:tc>
         <w:tc>
           <w:tcPr>
-            <w:tcW w:type="dxa" w:w="1289"/>
+            <w:tcW w:w="1289" w:type="dxa"/>
           </w:tcPr>
           <w:p>
             <w:r>
@@ -16167,7 +16782,7 @@
         </w:tc>
         <w:tc>
           <w:tcPr>
-            <w:tcW w:type="dxa" w:w="1289"/>
+            <w:tcW w:w="1289" w:type="dxa"/>
           </w:tcPr>
           <w:p>
             <w:r>
@@ -16180,7 +16795,7 @@
         </w:tc>
         <w:tc>
           <w:tcPr>
-            <w:tcW w:type="dxa" w:w="1289"/>
+            <w:tcW w:w="1289" w:type="dxa"/>
           </w:tcPr>
           <w:p>
             <w:r>
@@ -16193,7 +16808,7 @@
         </w:tc>
         <w:tc>
           <w:tcPr>
-            <w:tcW w:type="dxa" w:w="1289"/>
+            <w:tcW w:w="1289" w:type="dxa"/>
           </w:tcPr>
           <w:p>
             <w:r>
@@ -16206,7 +16821,7 @@
         </w:tc>
         <w:tc>
           <w:tcPr>
-            <w:tcW w:type="dxa" w:w="1289"/>
+            <w:tcW w:w="1289" w:type="dxa"/>
           </w:tcPr>
           <w:p>
             <w:r>
@@ -16221,7 +16836,7 @@
       <w:tr>
         <w:tc>
           <w:tcPr>
-            <w:tcW w:type="dxa" w:w="1289"/>
+            <w:tcW w:w="1289" w:type="dxa"/>
           </w:tcPr>
           <w:p>
             <w:r>
@@ -16231,7 +16846,7 @@
         </w:tc>
         <w:tc>
           <w:tcPr>
-            <w:tcW w:type="dxa" w:w="1289"/>
+            <w:tcW w:w="1289" w:type="dxa"/>
           </w:tcPr>
           <w:p>
             <w:r>
@@ -16241,7 +16856,7 @@
         </w:tc>
         <w:tc>
           <w:tcPr>
-            <w:tcW w:type="dxa" w:w="1289"/>
+            <w:tcW w:w="1289" w:type="dxa"/>
           </w:tcPr>
           <w:p>
             <w:r>
@@ -16251,7 +16866,7 @@
         </w:tc>
         <w:tc>
           <w:tcPr>
-            <w:tcW w:type="dxa" w:w="1289"/>
+            <w:tcW w:w="1289" w:type="dxa"/>
           </w:tcPr>
           <w:p>
             <w:r>
@@ -16261,7 +16876,7 @@
         </w:tc>
         <w:tc>
           <w:tcPr>
-            <w:tcW w:type="dxa" w:w="1289"/>
+            <w:tcW w:w="1289" w:type="dxa"/>
           </w:tcPr>
           <w:p>
             <w:r>
@@ -16271,7 +16886,7 @@
         </w:tc>
         <w:tc>
           <w:tcPr>
-            <w:tcW w:type="dxa" w:w="1289"/>
+            <w:tcW w:w="1289" w:type="dxa"/>
           </w:tcPr>
           <w:p>
             <w:r>
@@ -16281,7 +16896,7 @@
         </w:tc>
         <w:tc>
           <w:tcPr>
-            <w:tcW w:type="dxa" w:w="1289"/>
+            <w:tcW w:w="1289" w:type="dxa"/>
           </w:tcPr>
           <w:p>
             <w:r>
@@ -16293,7 +16908,7 @@
       <w:tr>
         <w:tc>
           <w:tcPr>
-            <w:tcW w:type="dxa" w:w="1289"/>
+            <w:tcW w:w="1289" w:type="dxa"/>
           </w:tcPr>
           <w:p>
             <w:r>
@@ -16303,7 +16918,7 @@
         </w:tc>
         <w:tc>
           <w:tcPr>
-            <w:tcW w:type="dxa" w:w="1289"/>
+            <w:tcW w:w="1289" w:type="dxa"/>
           </w:tcPr>
           <w:p>
             <w:r>
@@ -16313,7 +16928,7 @@
         </w:tc>
         <w:tc>
           <w:tcPr>
-            <w:tcW w:type="dxa" w:w="1289"/>
+            <w:tcW w:w="1289" w:type="dxa"/>
           </w:tcPr>
           <w:p>
             <w:r>
@@ -16323,7 +16938,7 @@
         </w:tc>
         <w:tc>
           <w:tcPr>
-            <w:tcW w:type="dxa" w:w="1289"/>
+            <w:tcW w:w="1289" w:type="dxa"/>
           </w:tcPr>
           <w:p>
             <w:r>
@@ -16333,7 +16948,7 @@
         </w:tc>
         <w:tc>
           <w:tcPr>
-            <w:tcW w:type="dxa" w:w="1289"/>
+            <w:tcW w:w="1289" w:type="dxa"/>
           </w:tcPr>
           <w:p>
             <w:r>
@@ -16343,7 +16958,7 @@
         </w:tc>
         <w:tc>
           <w:tcPr>
-            <w:tcW w:type="dxa" w:w="1289"/>
+            <w:tcW w:w="1289" w:type="dxa"/>
           </w:tcPr>
           <w:p>
             <w:r>
@@ -16353,7 +16968,7 @@
         </w:tc>
         <w:tc>
           <w:tcPr>
-            <w:tcW w:type="dxa" w:w="1289"/>
+            <w:tcW w:w="1289" w:type="dxa"/>
           </w:tcPr>
           <w:p>
             <w:r>
@@ -17086,7 +17701,9 @@
     </w:p>
     <w:p>
       <w:pPr>
-        <w:spacing w:before="100" w:after="100"/>
+        <w:pStyle w:val="ListParagraph"/>
+        <w:spacing w:before="60" w:after="60"/>
+        <w:ind w:left="720"/>
       </w:pPr>
     </w:p>
     <w:p>
@@ -17101,6 +17718,7 @@
         <w:rPr>
           <w:color w:val="244061" w:themeColor="accent1" w:themeShade="80"/>
         </w:rPr>
+        <w:lastRenderedPageBreak/>
         <w:t>6.2 П</w:t>
       </w:r>
       <w:r>
@@ -17122,30 +17740,108 @@
       </w:pPr>
       <w:proofErr w:type="spellStart"/>
       <w:r>
-        <w:t>Hyperparameter tuning је проведен за Random Forest и XGBoost (детаљи у поглављу 4.5) – донио је побољшање accuracy за 1,1–2,1 процентни поен.</w:t>
-      </w:r>
-      <w:proofErr w:type="spellEnd"/>
-      <w:r/>
-      <w:proofErr w:type="spellStart"/>
-      <w:r/>
-      <w:proofErr w:type="spellEnd"/>
-      <w:r/>
-      <w:proofErr w:type="spellStart"/>
-      <w:r/>
-      <w:proofErr w:type="spellEnd"/>
-      <w:r/>
-      <w:proofErr w:type="spellStart"/>
-      <w:r/>
-      <w:proofErr w:type="spellEnd"/>
-      <w:r/>
-      <w:proofErr w:type="spellStart"/>
-      <w:r/>
-      <w:proofErr w:type="spellEnd"/>
-      <w:r/>
-      <w:proofErr w:type="spellStart"/>
-      <w:r/>
-      <w:proofErr w:type="spellEnd"/>
-      <w:r/>
+        <w:t>Hyperparameter</w:t>
+      </w:r>
+      <w:proofErr w:type="spellEnd"/>
+      <w:r>
+        <w:t xml:space="preserve"> tuning </w:t>
+      </w:r>
+      <w:proofErr w:type="spellStart"/>
+      <w:r>
+        <w:t>је</w:t>
+      </w:r>
+      <w:proofErr w:type="spellEnd"/>
+      <w:r>
+        <w:t xml:space="preserve"> </w:t>
+      </w:r>
+      <w:proofErr w:type="spellStart"/>
+      <w:r>
+        <w:t>проведен</w:t>
+      </w:r>
+      <w:proofErr w:type="spellEnd"/>
+      <w:r>
+        <w:t xml:space="preserve"> </w:t>
+      </w:r>
+      <w:proofErr w:type="spellStart"/>
+      <w:r>
+        <w:t>за</w:t>
+      </w:r>
+      <w:proofErr w:type="spellEnd"/>
+      <w:r>
+        <w:t xml:space="preserve"> Random Forest и </w:t>
+      </w:r>
+      <w:proofErr w:type="spellStart"/>
+      <w:r>
+        <w:t>XGBoost</w:t>
+      </w:r>
+      <w:proofErr w:type="spellEnd"/>
+      <w:r>
+        <w:t xml:space="preserve"> (</w:t>
+      </w:r>
+      <w:proofErr w:type="spellStart"/>
+      <w:r>
+        <w:t>детаљи</w:t>
+      </w:r>
+      <w:proofErr w:type="spellEnd"/>
+      <w:r>
+        <w:t xml:space="preserve"> у </w:t>
+      </w:r>
+      <w:proofErr w:type="spellStart"/>
+      <w:r>
+        <w:t>поглављу</w:t>
+      </w:r>
+      <w:proofErr w:type="spellEnd"/>
+      <w:r>
+        <w:t xml:space="preserve"> 4.5) – </w:t>
+      </w:r>
+      <w:proofErr w:type="spellStart"/>
+      <w:r>
+        <w:t>донио</w:t>
+      </w:r>
+      <w:proofErr w:type="spellEnd"/>
+      <w:r>
+        <w:t xml:space="preserve"> </w:t>
+      </w:r>
+      <w:proofErr w:type="spellStart"/>
+      <w:r>
+        <w:t>је</w:t>
+      </w:r>
+      <w:proofErr w:type="spellEnd"/>
+      <w:r>
+        <w:t xml:space="preserve"> </w:t>
+      </w:r>
+      <w:proofErr w:type="spellStart"/>
+      <w:r>
+        <w:t>побољшање</w:t>
+      </w:r>
+      <w:proofErr w:type="spellEnd"/>
+      <w:r>
+        <w:t xml:space="preserve"> accuracy </w:t>
+      </w:r>
+      <w:proofErr w:type="spellStart"/>
+      <w:r>
+        <w:t>за</w:t>
+      </w:r>
+      <w:proofErr w:type="spellEnd"/>
+      <w:r>
+        <w:t xml:space="preserve"> 1,1–2,1 </w:t>
+      </w:r>
+      <w:proofErr w:type="spellStart"/>
+      <w:r>
+        <w:t>процентни</w:t>
+      </w:r>
+      <w:proofErr w:type="spellEnd"/>
+      <w:r>
+        <w:t xml:space="preserve"> </w:t>
+      </w:r>
+      <w:proofErr w:type="spellStart"/>
+      <w:r>
+        <w:t>поен</w:t>
+      </w:r>
+      <w:proofErr w:type="spellEnd"/>
+      <w:r>
+        <w:t>.</w:t>
+      </w:r>
     </w:p>
     <w:p>
       <w:pPr>
@@ -17226,6 +17922,12 @@
       <w:r>
         <w:t>)</w:t>
       </w:r>
+      <w:r>
+        <w:rPr>
+          <w:lang w:val="sr-Cyrl-RS"/>
+        </w:rPr>
+        <w:t>.</w:t>
+      </w:r>
     </w:p>
     <w:p>
       <w:pPr>
@@ -17270,7 +17972,10 @@
       </w:r>
       <w:proofErr w:type="spellStart"/>
       <w:r>
-        <w:t>проблематичну</w:t>
+        <w:t>проблемат</w:t>
+      </w:r>
+      <w:r>
+        <w:t>ичну</w:t>
       </w:r>
       <w:proofErr w:type="spellEnd"/>
       <w:r>
@@ -17282,35 +17987,28 @@
       </w:r>
       <w:proofErr w:type="spellEnd"/>
       <w:r>
-        <w:t xml:space="preserve"> black/death metal, </w:t>
-      </w:r>
-      <w:proofErr w:type="spellStart"/>
-      <w:r>
-        <w:t>потенцијално</w:t>
-      </w:r>
-      <w:proofErr w:type="spellEnd"/>
-      <w:r>
-        <w:t xml:space="preserve"> </w:t>
-      </w:r>
-      <w:proofErr w:type="spellStart"/>
-      <w:r>
-        <w:t>путем</w:t>
-      </w:r>
-      <w:proofErr w:type="spellEnd"/>
+        <w:t xml:space="preserve"> black/death metal</w:t>
+      </w:r>
       <w:r>
         <w:rPr>
           <w:lang w:val="sr-Cyrl-RS"/>
         </w:rPr>
         <w:t>, што не би био проблем јер се у оригиналном датасет-у налази велики број пјесама из ова два поджанра</w:t>
       </w:r>
+      <w:r>
+        <w:rPr>
+          <w:lang w:val="sr-Cyrl-RS"/>
+        </w:rPr>
+        <w:t>.</w:t>
+      </w:r>
     </w:p>
     <w:p>
       <w:pPr>
         <w:pStyle w:val="ListParagraph"/>
-      </w:pPr>
-      <w:r>
-        <w:t>Поређење свих атрибута и топ 5 атрибута (поглавље 5.1) показало је да смањење димензионалности није оправдано без губитка перформанси.</w:t>
-      </w:r>
+        <w:rPr>
+          <w:lang w:val="sr-Cyrl-RS"/>
+        </w:rPr>
+      </w:pPr>
     </w:p>
     <w:p>
       <w:pPr>
@@ -17329,14 +18027,124 @@
       </w:r>
     </w:p>
     <w:p>
-      <w:pPr/>
-      <w:r>
-        <w:t>Како би модел био практично употребљив изван Jupyter notebook окружења, развијена је интерактивна веб апликација коришћењем Streamlit библиотеке. Апликација омогућава кориснику да унесе вриједности свих 15 аудио атрибута и добије предикцију metal поджанра у реалном времену.</w:t>
-      </w:r>
-    </w:p>
-    <w:p>
-      <w:pPr/>
-    </w:p>
+      <w:r>
+        <w:t>Како би модел био практично употребљив изван Jupyter notebook окружења, развијена је интерактивна</w:t>
+      </w:r>
+      <w:r>
+        <w:t xml:space="preserve"> веб апликација коришћењем Streamlit библиотеке. </w:t>
+      </w:r>
+      <w:proofErr w:type="spellStart"/>
+      <w:proofErr w:type="gramStart"/>
+      <w:r>
+        <w:t>Апликација</w:t>
+      </w:r>
+      <w:proofErr w:type="spellEnd"/>
+      <w:r>
+        <w:t xml:space="preserve"> </w:t>
+      </w:r>
+      <w:proofErr w:type="spellStart"/>
+      <w:r>
+        <w:t>омогућава</w:t>
+      </w:r>
+      <w:proofErr w:type="spellEnd"/>
+      <w:r>
+        <w:t xml:space="preserve"> </w:t>
+      </w:r>
+      <w:proofErr w:type="spellStart"/>
+      <w:r>
+        <w:t>кориснику</w:t>
+      </w:r>
+      <w:proofErr w:type="spellEnd"/>
+      <w:r>
+        <w:t xml:space="preserve"> </w:t>
+      </w:r>
+      <w:proofErr w:type="spellStart"/>
+      <w:r>
+        <w:t>да</w:t>
+      </w:r>
+      <w:proofErr w:type="spellEnd"/>
+      <w:r>
+        <w:t xml:space="preserve"> </w:t>
+      </w:r>
+      <w:proofErr w:type="spellStart"/>
+      <w:r>
+        <w:t>унесе</w:t>
+      </w:r>
+      <w:proofErr w:type="spellEnd"/>
+      <w:r>
+        <w:t xml:space="preserve"> </w:t>
+      </w:r>
+      <w:proofErr w:type="spellStart"/>
+      <w:r>
+        <w:t>вриједности</w:t>
+      </w:r>
+      <w:proofErr w:type="spellEnd"/>
+      <w:r>
+        <w:t xml:space="preserve"> </w:t>
+      </w:r>
+      <w:proofErr w:type="spellStart"/>
+      <w:r>
+        <w:t>свих</w:t>
+      </w:r>
+      <w:proofErr w:type="spellEnd"/>
+      <w:r>
+        <w:t xml:space="preserve"> 15 </w:t>
+      </w:r>
+      <w:proofErr w:type="spellStart"/>
+      <w:r>
+        <w:t>аудио</w:t>
+      </w:r>
+      <w:proofErr w:type="spellEnd"/>
+      <w:r>
+        <w:t xml:space="preserve"> </w:t>
+      </w:r>
+      <w:proofErr w:type="spellStart"/>
+      <w:r>
+        <w:t>атрибута</w:t>
+      </w:r>
+      <w:proofErr w:type="spellEnd"/>
+      <w:r>
+        <w:t xml:space="preserve"> и </w:t>
+      </w:r>
+      <w:proofErr w:type="spellStart"/>
+      <w:r>
+        <w:t>добије</w:t>
+      </w:r>
+      <w:proofErr w:type="spellEnd"/>
+      <w:r>
+        <w:t xml:space="preserve"> </w:t>
+      </w:r>
+      <w:proofErr w:type="spellStart"/>
+      <w:r>
+        <w:t>предикцију</w:t>
+      </w:r>
+      <w:proofErr w:type="spellEnd"/>
+      <w:r>
+        <w:t xml:space="preserve"> </w:t>
+      </w:r>
+      <w:r>
+        <w:rPr>
+          <w:lang w:val="sr-Cyrl-RS"/>
+        </w:rPr>
+        <w:t xml:space="preserve">метал </w:t>
+      </w:r>
+      <w:proofErr w:type="spellStart"/>
+      <w:r>
+        <w:t>поджанр</w:t>
+      </w:r>
+      <w:proofErr w:type="spellEnd"/>
+      <w:r>
+        <w:rPr>
+          <w:lang w:val="sr-Cyrl-RS"/>
+        </w:rPr>
+        <w:t>а</w:t>
+      </w:r>
+      <w:r>
+        <w:t>.</w:t>
+      </w:r>
+      <w:proofErr w:type="gramEnd"/>
+    </w:p>
+    <w:p/>
     <w:p>
       <w:pPr>
         <w:pStyle w:val="Heading2"/>
@@ -17349,13 +18157,60 @@
       </w:r>
     </w:p>
     <w:p>
-      <w:pPr/>
-      <w:r>
-        <w:t>Финални модел (XGBoost, тунован путем RandomizedSearchCV) сачуван је у models/xgboost_tuned.pkl фајлу заједно са StandardScaler-ом (models/scaler.pkl) и LabelEncoder-ом (models/label_encoder.pkl) коришћеним у фази припреме података. Сви артефакти су сачувани помоћу joblib библиотеке, чиме се обезбјеђује да апликација користи идентичну трансформацију података као и приликом тренирања модела.</w:t>
-      </w:r>
-    </w:p>
-    <w:p>
-      <w:pPr/>
+      <w:pPr>
+        <w:rPr>
+          <w:lang w:val="sr-Cyrl-RS"/>
+        </w:rPr>
+      </w:pPr>
+      <w:proofErr w:type="gramStart"/>
+      <w:r>
+        <w:t>Финални модел (XGBoost, т</w:t>
+      </w:r>
+      <w:r>
+        <w:rPr>
+          <w:lang w:val="sr-Cyrl-RS"/>
+        </w:rPr>
+        <w:t>ј</w:t>
+      </w:r>
+      <w:proofErr w:type="spellStart"/>
+      <w:r>
+        <w:t>унован</w:t>
+      </w:r>
+      <w:proofErr w:type="spellEnd"/>
+      <w:r>
+        <w:t xml:space="preserve"> путем RandomizedSearchCV) </w:t>
+      </w:r>
+      <w:r>
+        <w:t>сачуван је у models/xgboost_tuned.pkl фајлу заједно са StandardScaler-ом (models/scaler.pkl) и LabelEncoder-ом (models/label_encoder.pkl) кориш</w:t>
+      </w:r>
+      <w:r>
+        <w:t xml:space="preserve">ћеним у </w:t>
+      </w:r>
+      <w:proofErr w:type="spellStart"/>
+      <w:r>
+        <w:t>фази</w:t>
+      </w:r>
+      <w:proofErr w:type="spellEnd"/>
+      <w:r>
+        <w:t xml:space="preserve"> </w:t>
+      </w:r>
+      <w:proofErr w:type="spellStart"/>
+      <w:r>
+        <w:t>припреме</w:t>
+      </w:r>
+      <w:proofErr w:type="spellEnd"/>
+      <w:r>
+        <w:t xml:space="preserve"> </w:t>
+      </w:r>
+      <w:proofErr w:type="spellStart"/>
+      <w:r>
+        <w:t>података</w:t>
+      </w:r>
+      <w:proofErr w:type="spellEnd"/>
+      <w:r>
+        <w:t>.</w:t>
+      </w:r>
+      <w:proofErr w:type="gramEnd"/>
     </w:p>
     <w:p>
       <w:pPr>
@@ -17365,21 +18220,44 @@
         <w:rPr>
           <w:color w:val="244061"/>
         </w:rPr>
-        <w:t>7.2 Streamlit апликација</w:t>
-      </w:r>
-    </w:p>
-    <w:p>
-      <w:pPr/>
+        <w:t xml:space="preserve">7.2 </w:t>
+      </w:r>
+      <w:proofErr w:type="spellStart"/>
+      <w:r>
+        <w:rPr>
+          <w:color w:val="244061"/>
+        </w:rPr>
+        <w:t>Streamlit</w:t>
+      </w:r>
+      <w:proofErr w:type="spellEnd"/>
+      <w:r>
+        <w:rPr>
+          <w:color w:val="244061"/>
+        </w:rPr>
+        <w:t xml:space="preserve"> </w:t>
+      </w:r>
+      <w:proofErr w:type="spellStart"/>
+      <w:r>
+        <w:rPr>
+          <w:color w:val="244061"/>
+        </w:rPr>
+        <w:t>апликација</w:t>
+      </w:r>
+      <w:proofErr w:type="spellEnd"/>
+    </w:p>
+    <w:p>
       <w:r>
         <w:t>Апликација (app.py) садржи следеће елементе:</w:t>
       </w:r>
     </w:p>
-    <w:p>
-      <w:pPr/>
-    </w:p>
+    <w:p/>
     <w:p>
       <w:pPr>
         <w:pStyle w:val="ListParagraph"/>
+        <w:numPr>
+          <w:ilvl w:val="0"/>
+          <w:numId w:val="3"/>
+        </w:numPr>
       </w:pPr>
       <w:r>
         <w:t>Контроле (slider, radio, selectbox) за унос свих 15 аудио атрибута коришћених приликом тренирања</w:t>
@@ -17388,48 +18266,111 @@
     <w:p>
       <w:pPr>
         <w:pStyle w:val="ListParagraph"/>
-      </w:pPr>
-      <w:r>
-        <w:t>Дугме за покретање предикције које учитава сачувани модел, scaler и label encoder</w:t>
+        <w:numPr>
+          <w:ilvl w:val="0"/>
+          <w:numId w:val="3"/>
+        </w:numPr>
+      </w:pPr>
+      <w:r>
+        <w:t>Дугме з</w:t>
+      </w:r>
+      <w:r>
+        <w:t>а покретање предикције које учитава сачувани модел, scaler и label encoder</w:t>
       </w:r>
     </w:p>
     <w:p>
       <w:pPr>
         <w:pStyle w:val="ListParagraph"/>
-      </w:pPr>
-      <w:r>
-        <w:t>Приказ предвиђеног поджанра са одговарајућом ознаком (emoji)</w:t>
-      </w:r>
+        <w:numPr>
+          <w:ilvl w:val="0"/>
+          <w:numId w:val="3"/>
+        </w:numPr>
+        <w:rPr>
+          <w:lang w:val="sr-Cyrl-RS"/>
+        </w:rPr>
+      </w:pPr>
+      <w:proofErr w:type="spellStart"/>
+      <w:r>
+        <w:t>Приказ</w:t>
+      </w:r>
+      <w:proofErr w:type="spellEnd"/>
+      <w:r>
+        <w:t xml:space="preserve"> </w:t>
+      </w:r>
+      <w:proofErr w:type="spellStart"/>
+      <w:r>
+        <w:t>предвиђеног</w:t>
+      </w:r>
+      <w:proofErr w:type="spellEnd"/>
+      <w:r>
+        <w:t xml:space="preserve"> </w:t>
+      </w:r>
+      <w:proofErr w:type="spellStart"/>
+      <w:r>
+        <w:t>поджанра</w:t>
+      </w:r>
+      <w:proofErr w:type="spellEnd"/>
     </w:p>
     <w:p>
       <w:pPr>
         <w:pStyle w:val="ListParagraph"/>
-      </w:pPr>
-      <w:r>
-        <w:t>Bar chart и табелу са вјероватноћама предикције за свe четири класе</w:t>
-      </w:r>
-    </w:p>
-    <w:p>
-      <w:pPr/>
-    </w:p>
-    <w:p>
-      <w:pPr/>
-      <w:r>
-        <w:t xml:space="preserve">Апликација се покреће локално командом </w:t>
-      </w:r>
+        <w:numPr>
+          <w:ilvl w:val="0"/>
+          <w:numId w:val="3"/>
+        </w:numPr>
+      </w:pPr>
+      <w:r>
+        <w:t xml:space="preserve">Bar chart и </w:t>
+      </w:r>
+      <w:proofErr w:type="spellStart"/>
+      <w:r>
+        <w:t>табелу</w:t>
+      </w:r>
+      <w:proofErr w:type="spellEnd"/>
+      <w:r>
+        <w:t xml:space="preserve"> са вјероватноћама предикције за свe четири класе</w:t>
+      </w:r>
+    </w:p>
+    <w:p/>
+    <w:p>
+      <w:r>
+        <w:t xml:space="preserve">Апликација се покреће локално </w:t>
+      </w:r>
+      <w:proofErr w:type="spellStart"/>
+      <w:r>
+        <w:t>командом</w:t>
+      </w:r>
+      <w:proofErr w:type="spellEnd"/>
+      <w:r>
+        <w:t xml:space="preserve"> </w:t>
+      </w:r>
+      <w:proofErr w:type="spellStart"/>
       <w:r>
         <w:rPr>
           <w:b/>
         </w:rPr>
-        <w:t>streamlit run app.py</w:t>
-      </w:r>
-      <w:r>
-        <w:t>, након чега се отвара у browser-у на адреси localhost:8501. Тестирањем је потврђено да апликација успјешно учитава модел и враћа предикције у складу са очекиваним резултатима из notebook евалуације.</w:t>
-      </w:r>
-    </w:p>
-    <w:p>
-      <w:pPr/>
-    </w:p>
+        <w:t>streamlit</w:t>
+      </w:r>
+      <w:proofErr w:type="spellEnd"/>
+      <w:r>
+        <w:rPr>
+          <w:b/>
+        </w:rPr>
+        <w:t xml:space="preserve"> ru</w:t>
+      </w:r>
+      <w:r>
+        <w:rPr>
+          <w:b/>
+        </w:rPr>
+        <w:t>n app.py</w:t>
+      </w:r>
+      <w:bookmarkStart w:id="0" w:name="_GoBack"/>
+      <w:bookmarkEnd w:id="0"/>
+      <w:r>
+        <w:t>.</w:t>
+      </w:r>
+    </w:p>
+    <w:p/>
     <w:p>
       <w:pPr>
         <w:pStyle w:val="Heading2"/>
@@ -17442,9 +18383,11 @@
       </w:r>
     </w:p>
     <w:p>
-      <w:pPr/>
-      <w:r>
-        <w:t>Цјелокупан код пројекта (notebook-ови, app.py, сачувани модели и резултати) објављен је на GitHub платформи, чиме је омогућено верзионисање промјена и једноставно дијељење пројекта.</w:t>
+      <w:r>
+        <w:t>Цјелокупан к</w:t>
+      </w:r>
+      <w:r>
+        <w:t>од пројекта (notebook-ови, app.py, сачувани модели и резултати) објављен је на GitHub платформи, чиме је омогућено верзионисање промјена и једноставно дијељење пројекта.</w:t>
       </w:r>
     </w:p>
     <w:sectPr>
@@ -17552,6 +18495,119 @@
     </w:lvl>
   </w:abstractNum>
   <w:abstractNum w:abstractNumId="1">
+    <w:nsid w:val="0D54118A"/>
+    <w:multiLevelType w:val="hybridMultilevel"/>
+    <w:tmpl w:val="C4C6940A"/>
+    <w:lvl w:ilvl="0" w:tplc="04090001">
+      <w:start w:val="1"/>
+      <w:numFmt w:val="bullet"/>
+      <w:lvlText w:val=""/>
+      <w:lvlJc w:val="left"/>
+      <w:pPr>
+        <w:ind w:left="720" w:hanging="360"/>
+      </w:pPr>
+      <w:rPr>
+        <w:rFonts w:ascii="Symbol" w:hAnsi="Symbol" w:hint="default"/>
+      </w:rPr>
+    </w:lvl>
+    <w:lvl w:ilvl="1" w:tplc="04090003" w:tentative="1">
+      <w:start w:val="1"/>
+      <w:numFmt w:val="bullet"/>
+      <w:lvlText w:val="o"/>
+      <w:lvlJc w:val="left"/>
+      <w:pPr>
+        <w:ind w:left="1440" w:hanging="360"/>
+      </w:pPr>
+      <w:rPr>
+        <w:rFonts w:ascii="Courier New" w:hAnsi="Courier New" w:cs="Courier New" w:hint="default"/>
+      </w:rPr>
+    </w:lvl>
+    <w:lvl w:ilvl="2" w:tplc="04090005" w:tentative="1">
+      <w:start w:val="1"/>
+      <w:numFmt w:val="bullet"/>
+      <w:lvlText w:val=""/>
+      <w:lvlJc w:val="left"/>
+      <w:pPr>
+        <w:ind w:left="2160" w:hanging="360"/>
+      </w:pPr>
+      <w:rPr>
+        <w:rFonts w:ascii="Wingdings" w:hAnsi="Wingdings" w:hint="default"/>
+      </w:rPr>
+    </w:lvl>
+    <w:lvl w:ilvl="3" w:tplc="04090001" w:tentative="1">
+      <w:start w:val="1"/>
+      <w:numFmt w:val="bullet"/>
+      <w:lvlText w:val=""/>
+      <w:lvlJc w:val="left"/>
+      <w:pPr>
+        <w:ind w:left="2880" w:hanging="360"/>
+      </w:pPr>
+      <w:rPr>
+        <w:rFonts w:ascii="Symbol" w:hAnsi="Symbol" w:hint="default"/>
+      </w:rPr>
+    </w:lvl>
+    <w:lvl w:ilvl="4" w:tplc="04090003" w:tentative="1">
+      <w:start w:val="1"/>
+      <w:numFmt w:val="bullet"/>
+      <w:lvlText w:val="o"/>
+      <w:lvlJc w:val="left"/>
+      <w:pPr>
+        <w:ind w:left="3600" w:hanging="360"/>
+      </w:pPr>
+      <w:rPr>
+        <w:rFonts w:ascii="Courier New" w:hAnsi="Courier New" w:cs="Courier New" w:hint="default"/>
+      </w:rPr>
+    </w:lvl>
+    <w:lvl w:ilvl="5" w:tplc="04090005" w:tentative="1">
+      <w:start w:val="1"/>
+      <w:numFmt w:val="bullet"/>
+      <w:lvlText w:val=""/>
+      <w:lvlJc w:val="left"/>
+      <w:pPr>
+        <w:ind w:left="4320" w:hanging="360"/>
+      </w:pPr>
+      <w:rPr>
+        <w:rFonts w:ascii="Wingdings" w:hAnsi="Wingdings" w:hint="default"/>
+      </w:rPr>
+    </w:lvl>
+    <w:lvl w:ilvl="6" w:tplc="04090001" w:tentative="1">
+      <w:start w:val="1"/>
+      <w:numFmt w:val="bullet"/>
+      <w:lvlText w:val=""/>
+      <w:lvlJc w:val="left"/>
+      <w:pPr>
+        <w:ind w:left="5040" w:hanging="360"/>
+      </w:pPr>
+      <w:rPr>
+        <w:rFonts w:ascii="Symbol" w:hAnsi="Symbol" w:hint="default"/>
+      </w:rPr>
+    </w:lvl>
+    <w:lvl w:ilvl="7" w:tplc="04090003" w:tentative="1">
+      <w:start w:val="1"/>
+      <w:numFmt w:val="bullet"/>
+      <w:lvlText w:val="o"/>
+      <w:lvlJc w:val="left"/>
+      <w:pPr>
+        <w:ind w:left="5760" w:hanging="360"/>
+      </w:pPr>
+      <w:rPr>
+        <w:rFonts w:ascii="Courier New" w:hAnsi="Courier New" w:cs="Courier New" w:hint="default"/>
+      </w:rPr>
+    </w:lvl>
+    <w:lvl w:ilvl="8" w:tplc="04090005" w:tentative="1">
+      <w:start w:val="1"/>
+      <w:numFmt w:val="bullet"/>
+      <w:lvlText w:val=""/>
+      <w:lvlJc w:val="left"/>
+      <w:pPr>
+        <w:ind w:left="6480" w:hanging="360"/>
+      </w:pPr>
+      <w:rPr>
+        <w:rFonts w:ascii="Wingdings" w:hAnsi="Wingdings" w:hint="default"/>
+      </w:rPr>
+    </w:lvl>
+  </w:abstractNum>
+  <w:abstractNum w:abstractNumId="2">
     <w:nsid w:val="7A9923F8"/>
     <w:multiLevelType w:val="hybridMultilevel"/>
     <w:tmpl w:val="53AE9474"/>
@@ -17638,7 +18694,7 @@
     </w:lvl>
   </w:abstractNum>
   <w:num w:numId="1">
-    <w:abstractNumId w:val="1"/>
+    <w:abstractNumId w:val="2"/>
     <w:lvlOverride w:ilvl="0">
       <w:startOverride w:val="1"/>
     </w:lvlOverride>
@@ -17648,6 +18704,9 @@
     <w:lvlOverride w:ilvl="0">
       <w:startOverride w:val="1"/>
     </w:lvlOverride>
+  </w:num>
+  <w:num w:numId="3">
+    <w:abstractNumId w:val="1"/>
   </w:num>
 </w:numbering>
 </file>
@@ -18069,6 +19128,18 @@
     <w:uiPriority w:val="99"/>
     <w:rsid w:val="00FE0AD6"/>
   </w:style>
+  <w:style w:type="character" w:styleId="FollowedHyperlink">
+    <w:name w:val="FollowedHyperlink"/>
+    <w:basedOn w:val="DefaultParagraphFont"/>
+    <w:uiPriority w:val="99"/>
+    <w:semiHidden/>
+    <w:unhideWhenUsed/>
+    <w:rsid w:val="00E10845"/>
+    <w:rPr>
+      <w:color w:val="800080" w:themeColor="followedHyperlink"/>
+      <w:u w:val="single"/>
+    </w:rPr>
+  </w:style>
 </w:styles>
 </file>
 
@@ -18489,6 +19560,18 @@
     <w:uiPriority w:val="99"/>
     <w:rsid w:val="00FE0AD6"/>
   </w:style>
+  <w:style w:type="character" w:styleId="FollowedHyperlink">
+    <w:name w:val="FollowedHyperlink"/>
+    <w:basedOn w:val="DefaultParagraphFont"/>
+    <w:uiPriority w:val="99"/>
+    <w:semiHidden/>
+    <w:unhideWhenUsed/>
+    <w:rsid w:val="00E10845"/>
+    <w:rPr>
+      <w:color w:val="800080" w:themeColor="followedHyperlink"/>
+      <w:u w:val="single"/>
+    </w:rPr>
+  </w:style>
 </w:styles>
 </file>
 
